--- a/samples/kuwait_peanut_butter_research_report.docx
+++ b/samples/kuwait_peanut_butter_research_report.docx
@@ -565,7 +565,21 @@
           <w:rFonts w:ascii="IBM Plex Sans Arabic" w:hAnsi="IBM Plex Sans Arabic" w:cs="IBM Plex Sans Arabic"/>
           <w:rtl/>
         </w:rPr>
-        <w:t>السوق: الكويت (KWT) — الحكم: مراقبة السوق</w:t>
+        <w:t>السوق: الكويت (‏KWT‏) — الحكم: مراقبة السوق</w:t>
+      </w:r>
+    </w:p>
+    <w:p>
+      <w:pPr>
+        <w:pStyle w:val="IntenseQuote"/>
+        <w:bidi/>
+        <w:jc w:val="start"/>
+      </w:pPr>
+      <w:r>
+        <w:rPr>
+          <w:rFonts w:ascii="IBM Plex Sans Arabic" w:hAnsi="IBM Plex Sans Arabic" w:cs="IBM Plex Sans Arabic"/>
+          <w:rtl/>
+        </w:rPr>
+        <w:t>قراءة تحليلية للذكاء الاصطناعي (استشارية — ليست التوصية): مراقبة السوق</w:t>
       </w:r>
     </w:p>
     <w:p>
@@ -769,7 +783,7 @@
                 <w:rFonts w:ascii="IBM Plex Sans Arabic" w:hAnsi="IBM Plex Sans Arabic" w:cs="IBM Plex Sans Arabic"/>
                 <w:rtl/>
               </w:rPr>
-              <w:t>واردات الزبدة (040510) نحو 9 مليون دولار</w:t>
+              <w:t>واردات الزبدة (‏040510‏) نحو 9 مليون دولار</w:t>
             </w:r>
           </w:p>
         </w:tc>
@@ -920,7 +934,7 @@
                 <w:rFonts w:ascii="IBM Plex Sans Arabic" w:hAnsi="IBM Plex Sans Arabic" w:cs="IBM Plex Sans Arabic"/>
                 <w:rtl/>
               </w:rPr>
-              <w:t>HHI 2900 — سوق مركّز (تحت الرمز 040510)</w:t>
+              <w:t>HHI 2900 — سوق مركّز (‏تحت الرمز 040510‏)</w:t>
             </w:r>
           </w:p>
         </w:tc>
@@ -1071,7 +1085,7 @@
                 <w:rFonts w:ascii="IBM Plex Sans Arabic" w:hAnsi="IBM Plex Sans Arabic" w:cs="IBM Plex Sans Arabic"/>
                 <w:rtl/>
               </w:rPr>
-              <w:t>دخل فرد مرتفع نسبياً (2021)</w:t>
+              <w:t>دخل فرد مرتفع نسبياً (‏2021‏)</w:t>
             </w:r>
           </w:p>
         </w:tc>
@@ -1192,7 +1206,7 @@
           <w:rFonts w:ascii="IBM Plex Sans Arabic" w:hAnsi="IBM Plex Sans Arabic" w:cs="IBM Plex Sans Arabic"/>
           <w:rtl/>
         </w:rPr>
-        <w:t>الحكم مراقبة السوق بدرجة ثقة متوسطة (50%). واردات الكويت من الزبدة (رمز 040510) نحو 9 مليون</w:t>
+        <w:t>الحكم مراقبة السوق بدرجة ثقة منخفضة (‏50%‏). واردات الكويت من الزبدة (‏رمز 040510‏) نحو 9 مليون</w:t>
       </w:r>
     </w:p>
     <w:p>
@@ -1205,7 +1219,7 @@
           <w:rFonts w:ascii="IBM Plex Sans Arabic" w:hAnsi="IBM Plex Sans Arabic" w:cs="IBM Plex Sans Arabic"/>
           <w:rtl/>
         </w:rPr>
-        <w:t>دولار، والمشهد مركّز (HHI (مؤشر يقيس تركّز/احتكار السوق: فوق 2500 يعني سيطرة لاعب واحد) 2900).</w:t>
+        <w:t>دولار، والمشهد مركّز (HHI (‏مؤشر يقيس تركّز السوق بين المورّدين: فوق 2500 تركّز مرتفع‏) 2900).</w:t>
       </w:r>
     </w:p>
     <w:p>
@@ -1234,6 +1248,20 @@
           <w:rtl/>
         </w:rPr>
         <w:t>حدود المنهجية وجودة البيانات</w:t>
+      </w:r>
+    </w:p>
+    <w:p>
+      <w:pPr>
+        <w:pStyle w:val="ListBullet"/>
+        <w:bidi/>
+        <w:jc w:val="start"/>
+      </w:pPr>
+      <w:r>
+        <w:rPr>
+          <w:rFonts w:ascii="IBM Plex Sans Arabic" w:hAnsi="IBM Plex Sans Arabic" w:cs="IBM Plex Sans Arabic"/>
+          <w:rtl/>
+        </w:rPr>
+        <w:t>النص يحيل إلى «الملاحظة المنهجية» لكن لا ملاحظة/قسم بهذا المضمون موجود فعلياً في التقرير</w:t>
       </w:r>
     </w:p>
     <w:p>
@@ -1420,7 +1448,7 @@
           <w:rFonts w:ascii="IBM Plex Sans Arabic" w:hAnsi="IBM Plex Sans Arabic" w:cs="IBM Plex Sans Arabic"/>
           <w:rtl/>
         </w:rPr>
-        <w:t>متوسط سعر الاستيراد الرسمي (UN Comtrade) نحو 6 دولار/كجم — مؤشر سياقي لفئة</w:t>
+        <w:t>متوسط سعر الاستيراد الرسمي (‏UN Comtrade‏) نحو 6 دولار/كجم — مؤشر سياقي لفئة</w:t>
       </w:r>
     </w:p>
     <w:p>
@@ -1649,7 +1677,7 @@
           <w:rFonts w:ascii="IBM Plex Sans Arabic" w:hAnsi="IBM Plex Sans Arabic" w:cs="IBM Plex Sans Arabic"/>
           <w:rtl/>
         </w:rPr>
-        <w:t>HHI: مؤشر يقيس تركّز/احتكار السوق: فوق 2500 يعني سيطرة لاعب واحد</w:t>
+        <w:t>HHI: مؤشر يقيس تركّز السوق بين المورّدين: فوق 2500 تركّز مرتفع</w:t>
       </w:r>
     </w:p>
     <w:p>
@@ -1760,7 +1788,7 @@
           <w:rFonts w:ascii="IBM Plex Sans Arabic" w:hAnsi="IBM Plex Sans Arabic" w:cs="IBM Plex Sans Arabic"/>
           <w:rtl/>
         </w:rPr>
-        <w:t>[UN Comtrade — ✓ موثّق] واردات تحت الرمز 040510</w:t>
+        <w:t>[‏UN Comtrade — ✓ موثّق‏] واردات تحت الرمز 040510</w:t>
       </w:r>
     </w:p>
     <w:p>
@@ -1829,7 +1857,7 @@
           <w:rFonts w:ascii="IBM Plex Sans Arabic" w:hAnsi="IBM Plex Sans Arabic" w:cs="IBM Plex Sans Arabic"/>
           <w:rtl/>
         </w:rPr>
-        <w:t>[Google Maps — ✓ موثّق] سعر تجزئة مرصود</w:t>
+        <w:t>[‏Google Maps — ✓ موثّق‏] سعر تجزئة مرصود</w:t>
       </w:r>
     </w:p>
     <w:p>
@@ -1953,7 +1981,7 @@
           <w:rFonts w:ascii="IBM Plex Sans Arabic" w:hAnsi="IBM Plex Sans Arabic" w:cs="IBM Plex Sans Arabic"/>
           <w:rtl/>
         </w:rPr>
-        <w:t>بيانات فئة مجاورة — مؤشر سياقي لا مقياس فعلي: رمز HS 040510 («زبدة (Butter)») لا يشمل صفة المنتج المميّزة (فول، سوداني) — تُقرأ أرقام الاستيراد والتركّز والحصص كمؤشر سياقي حتى تأكيد الرمز الصحيح.</w:t>
+        <w:t>بيانات فئة مجاورة — مؤشر سياقي لا مقياس فعلي: رمز HS 040510 («زبدة (‏Butter‏)») لا يشمل صفة المنتج المميّزة (فول، سوداني) — تُقرأ أرقام الاستيراد والتركّز والحصص كمؤشر سياقي حتى تأكيد الرمز الصحيح.</w:t>
       </w:r>
     </w:p>
     <w:p>
@@ -1968,6 +1996,20 @@
           <w:rtl/>
         </w:rPr>
         <w:t>الموسمية (رمضان/الأعياد) غير مرصودة من مؤشرات البحث — إغلاقها يتطلّب بحثاً ميدانياً أوّلياً (مقابلات موزّعين أو استبيان طلب موسمي).</w:t>
+      </w:r>
+    </w:p>
+    <w:p>
+      <w:pPr>
+        <w:pStyle w:val="ListBullet"/>
+        <w:bidi/>
+        <w:jc w:val="start"/>
+      </w:pPr>
+      <w:r>
+        <w:rPr>
+          <w:rFonts w:ascii="IBM Plex Sans Arabic" w:hAnsi="IBM Plex Sans Arabic" w:cs="IBM Plex Sans Arabic"/>
+          <w:rtl/>
+        </w:rPr>
+        <w:t>المصدر «Google Trends» تعذّر جلب بياناته في هذه التشغيلة — لم يُعتمد عليه ولا يُدرَج ضمن مصادر التقرير.</w:t>
       </w:r>
     </w:p>
     <w:p>
@@ -2275,7 +2317,7 @@
                 <w:rFonts w:ascii="IBM Plex Sans Arabic" w:hAnsi="IBM Plex Sans Arabic" w:cs="IBM Plex Sans Arabic"/>
                 <w:rtl/>
               </w:rPr>
-              <w:t>✓ موثّق</w:t>
+              <w:t>◐ ثانوي</w:t>
             </w:r>
           </w:p>
         </w:tc>
@@ -2651,7 +2693,7 @@
                 <w:rFonts w:ascii="IBM Plex Sans Arabic" w:hAnsi="IBM Plex Sans Arabic" w:cs="IBM Plex Sans Arabic"/>
                 <w:rtl/>
               </w:rPr>
-              <w:t>✓ موثّق</w:t>
+              <w:t>◐ ثانوي</w:t>
             </w:r>
           </w:p>
         </w:tc>
